--- a/downloads/templates/cutover.docx
+++ b/downloads/templates/cutover.docx
@@ -37,6 +37,26 @@
         <w:t>Independent free learning-only student project. Not affiliated. Contact https://cyphermonkeylabs.com/#contact. Nothing sold. CypherMonkey Labs. © 2026 CypherMonkeyLabs.</w:t>
       </w:r>
     </w:p>
+    <w:p>
+      <w:r>
+        <w:t>Sources and go deeper</w:t>
+      </w:r>
+    </w:p>
+    <w:p>
+      <w:r>
+        <w:t>Plan Direct Routing — learn — https://learn.microsoft.com/en-us/microsoftteams/direct-routing-plan — last checked 2026-10</w:t>
+      </w:r>
+    </w:p>
+    <w:p>
+      <w:r>
+        <w:t>What is Call Quality Dashboard — learn — https://learn.microsoft.com/en-us/microsoftteams/cqd-what-is-call-quality-dashboard — last checked 2026-10</w:t>
+      </w:r>
+    </w:p>
+    <w:p>
+      <w:r>
+        <w:t>Microsoft Teams blog index — community — https://techcommunity.microsoft.com/category/microsoftteams/blog/microsoftteamsblog — last checked 2026-10</w:t>
+      </w:r>
+    </w:p>
   </w:body>
 </w:document>
 </file>
--- a/downloads/templates/cutover.docx
+++ b/downloads/templates/cutover.docx
@@ -54,7 +54,7 @@
     </w:p>
     <w:p>
       <w:r>
-        <w:t>Microsoft Teams blog index — community — https://techcommunity.microsoft.com/category/microsoftteams/blog/microsoftteamsblog — last checked 2026-10</w:t>
+        <w:t>Microsoft Teams blog index — community — https://techcommunity.microsoft.com/category/microsoftteams/blog/microsoftteamsblog — last checked 2026-10. Community index for the Microsoft Teams blog. This is the index, not a claim that a post discusses this room</w:t>
       </w:r>
     </w:p>
   </w:body>
